--- a/data/Dialogues multilateral_High-Level Political Forum on Sustainable Development, 24.docx
+++ b/data/Dialogues multilateral_High-Level Political Forum on Sustainable Development, 24.docx
@@ -2,13 +2,13 @@
 <file path=word/document.xml><?xml version="1.0" encoding="utf-8"?>
 <w:document xmlns:w="http://schemas.openxmlformats.org/wordprocessingml/2006/main" xmlns:m="http://schemas.openxmlformats.org/officeDocument/2006/math" xmlns:r="http://schemas.openxmlformats.org/officeDocument/2006/relationships" xmlns:o="urn:schemas-microsoft-com:office:office" xmlns:v="urn:schemas-microsoft-com:vml" xmlns:w10="urn:schemas-microsoft-com:office:word" xmlns:a="http://schemas.openxmlformats.org/drawingml/2006/main" xmlns:pic="http://schemas.openxmlformats.org/drawingml/2006/picture" xmlns:wp="http://schemas.openxmlformats.org/drawingml/2006/wordprocessingDrawing">
   <w:body>
-    <w:bookmarkStart w:id="26" w:name="X184d2118b646967ff720248daa1ee7a6e228c24"/>
+    <w:bookmarkStart w:id="26" w:name="Xce3e408a2a5ecb2ef0c11dad1399e616e089d92"/>
     <w:p>
       <w:pPr>
         <w:pStyle w:val="Heading1"/>
       </w:pPr>
       <w:r>
-        <w:t xml:space="preserve">High-Level Political Forum 2024 Outcomes Summary</w:t>
+        <w:t xml:space="preserve">High-Level Political Forum on Sustainable Development 2024: Report and Outcomes</w:t>
       </w:r>
     </w:p>
     <w:p>
@@ -23,7 +23,7 @@
         <w:t xml:space="preserve">Date</w:t>
       </w:r>
       <w:r>
-        <w:t xml:space="preserve">: Date not specified</w:t>
+        <w:t xml:space="preserve">: 2024</w:t>
       </w:r>
     </w:p>
     <w:p>
@@ -38,7 +38,7 @@
         <w:t xml:space="preserve">Location</w:t>
       </w:r>
       <w:r>
-        <w:t xml:space="preserve">: Location not specified</w:t>
+        <w:t xml:space="preserve">: New York, United States</w:t>
       </w:r>
     </w:p>
     <w:bookmarkStart w:id="20" w:name="executive-summary"/>
@@ -55,7 +55,7 @@
         <w:pStyle w:val="FirstParagraph"/>
       </w:pPr>
       <w:r>
-        <w:t xml:space="preserve">The High-Level Political Forum on Sustainable Development (HLPF) 2024 focused on advancing global sustainability goals through collaborative dialogue and actionable outcomes. Key discussions emphasized the importance of integrating sustainable practices across sectors, enhancing partnerships, and mobilizing resources to achieve the Sustainable Development Goals (SDGs). The forum highlighted the need for innovative solutions to address pressing global challenges, including climate change, inequality, and economic instability. Outcomes from the forum included commitments to strengthen accountability mechanisms, promote inclusive participation, and ensure that progress towards the SDGs is measurable and transparent. The emphasis was placed on fostering a multi-stakeholder approach to drive sustainable development initiatives effectively.</w:t>
+        <w:t xml:space="preserve">The High-Level Political Forum (HLPF) 2024 focused on advancing sustainable development goals (SDGs) through multilateral cooperation. Key outcomes emphasized accelerating climate action, enhancing inclusive economic growth, and strengthening partnerships to address global challenges. The forum highlighted the importance of integrating social, economic, and environmental dimensions to achieve the 2030 Agenda. Member states committed to scaling up efforts in poverty eradication, gender equality, and resilient infrastructure development. Emphasis was placed on data-driven policies, innovation, and mobilizing financial resources to support sustainable development. The HLPF 2024 underscored the need for enhanced international collaboration, capacity-building, and inclusive stakeholder engagement to ensure no one is left behind. The forum also called for urgent action to tackle inequalities and promote sustainable consumption and production patterns. Overall, the HLPF 2024 reinforced global commitment to sustainable development through coordinated, inclusive, and transformative approaches.</w:t>
       </w:r>
     </w:p>
     <w:bookmarkEnd w:id="20"/>
@@ -70,50 +70,10 @@
     </w:p>
     <w:p>
       <w:pPr>
-        <w:pStyle w:val="Compact"/>
-        <w:numPr>
-          <w:ilvl w:val="0"/>
-          <w:numId w:val="1001"/>
-        </w:numPr>
-      </w:pPr>
-      <w:r>
-        <w:t xml:space="preserve">The High-Level Political Forum on Sustainable Development (HLPF) 2024 focuses on reviewing progress towards the Sustainable Development Goals (SDGs).</w:t>
-      </w:r>
-    </w:p>
-    <w:p>
-      <w:pPr>
-        <w:pStyle w:val="Compact"/>
-        <w:numPr>
-          <w:ilvl w:val="0"/>
-          <w:numId w:val="1001"/>
-        </w:numPr>
-      </w:pPr>
-      <w:r>
-        <w:t xml:space="preserve">It emphasizes multi-stakeholder engagement, including participation from governments, civil society, and the private sector.</w:t>
-      </w:r>
-    </w:p>
-    <w:p>
-      <w:pPr>
-        <w:pStyle w:val="Compact"/>
-        <w:numPr>
-          <w:ilvl w:val="0"/>
-          <w:numId w:val="1001"/>
-        </w:numPr>
-      </w:pPr>
-      <w:r>
-        <w:t xml:space="preserve">The forum aims to foster partnerships and collaborative efforts to address global challenges and promote sustainable development.</w:t>
-      </w:r>
-    </w:p>
-    <w:p>
-      <w:pPr>
-        <w:pStyle w:val="Compact"/>
-        <w:numPr>
-          <w:ilvl w:val="0"/>
-          <w:numId w:val="1001"/>
-        </w:numPr>
-      </w:pPr>
-      <w:r>
-        <w:t xml:space="preserve">Outcomes from the forum will guide future actions and policies related to sustainable development initiatives.</w:t>
+        <w:pStyle w:val="FirstParagraph"/>
+      </w:pPr>
+      <w:r>
+        <w:t xml:space="preserve">No key characteristics identified in the document.</w:t>
       </w:r>
     </w:p>
     <w:bookmarkEnd w:id="21"/>
@@ -182,7 +142,7 @@
               <w:pStyle w:val="Compact"/>
             </w:pPr>
             <w:r>
-              <w:t xml:space="preserve">United Nations; United Nations Officials</w:t>
+              <w:t xml:space="preserve">High-Level Political Forum; United Nations</w:t>
             </w:r>
           </w:p>
         </w:tc>
@@ -243,7 +203,7 @@
               <w:pStyle w:val="Compact"/>
             </w:pPr>
             <w:r>
-              <w:t xml:space="preserve">Inclusion &amp; Social Development</w:t>
+              <w:t xml:space="preserve">Regional &amp; International Cooperation</w:t>
             </w:r>
           </w:p>
         </w:tc>
@@ -254,7 +214,7 @@
               <w:pStyle w:val="Compact"/>
             </w:pPr>
             <w:r>
-              <w:t xml:space="preserve">Digital Inclusion</w:t>
+              <w:t xml:space="preserve">Multilateralism</w:t>
             </w:r>
           </w:p>
         </w:tc>
@@ -267,7 +227,7 @@
               <w:pStyle w:val="Compact"/>
             </w:pPr>
             <w:r>
-              <w:t xml:space="preserve">Data &amp; Governance</w:t>
+              <w:t xml:space="preserve">Inclusion &amp; Social Development</w:t>
             </w:r>
           </w:p>
         </w:tc>
@@ -278,7 +238,7 @@
               <w:pStyle w:val="Compact"/>
             </w:pPr>
             <w:r>
-              <w:t xml:space="preserve">Digital Governance; Data Protection</w:t>
+              <w:t xml:space="preserve">Sustainable Digital Development</w:t>
             </w:r>
           </w:p>
         </w:tc>
@@ -432,114 +392,8 @@
       </w:pPr>
     </w:lvl>
   </w:abstractNum>
-  <w:abstractNum w:abstractNumId="991">
-    <w:nsid w:val="0000A991"/>
-    <w:multiLevelType w:val="multilevel"/>
-    <w:lvl w:ilvl="0">
-      <w:numFmt w:val="bullet"/>
-      <w:lvlText w:val=""/>
-      <w:lvlJc w:val="left"/>
-      <w:pPr>
-        <w:ind w:left="720" w:hanging="360"/>
-      </w:pPr>
-      <w:rPr>
-        <w:rFonts w:ascii="Symbol" w:hAnsi="Symbol" w:cs="Symbol" w:hint="default"/>
-      </w:rPr>
-    </w:lvl>
-    <w:lvl w:ilvl="1">
-      <w:numFmt w:val="bullet"/>
-      <w:lvlText w:val="o"/>
-      <w:lvlJc w:val="left"/>
-      <w:pPr>
-        <w:ind w:left="1440" w:hanging="360"/>
-      </w:pPr>
-      <w:rPr>
-        <w:rFonts w:ascii="Courier New" w:hAnsi="Courier New" w:cs="Courier New" w:hint="default"/>
-      </w:rPr>
-    </w:lvl>
-    <w:lvl w:ilvl="2">
-      <w:numFmt w:val="bullet"/>
-      <w:lvlText w:val=""/>
-      <w:lvlJc w:val="left"/>
-      <w:pPr>
-        <w:ind w:left="2160" w:hanging="360"/>
-      </w:pPr>
-      <w:rPr>
-        <w:rFonts w:ascii="Wingdings" w:hAnsi="Wingdings" w:cs="Wingdings" w:hint="default"/>
-      </w:rPr>
-    </w:lvl>
-    <w:lvl w:ilvl="3">
-      <w:numFmt w:val="bullet"/>
-      <w:lvlText w:val=""/>
-      <w:lvlJc w:val="left"/>
-      <w:pPr>
-        <w:ind w:left="2880" w:hanging="360"/>
-      </w:pPr>
-      <w:rPr>
-        <w:rFonts w:ascii="Symbol" w:hAnsi="Symbol" w:cs="Symbol" w:hint="default"/>
-      </w:rPr>
-    </w:lvl>
-    <w:lvl w:ilvl="4">
-      <w:numFmt w:val="bullet"/>
-      <w:lvlText w:val="o"/>
-      <w:lvlJc w:val="left"/>
-      <w:pPr>
-        <w:ind w:left="3600" w:hanging="360"/>
-      </w:pPr>
-      <w:rPr>
-        <w:rFonts w:ascii="Courier New" w:hAnsi="Courier New" w:cs="Courier New" w:hint="default"/>
-      </w:rPr>
-    </w:lvl>
-    <w:lvl w:ilvl="5">
-      <w:numFmt w:val="bullet"/>
-      <w:lvlText w:val=""/>
-      <w:lvlJc w:val="left"/>
-      <w:pPr>
-        <w:ind w:left="4320" w:hanging="360"/>
-      </w:pPr>
-      <w:rPr>
-        <w:rFonts w:ascii="Wingdings" w:hAnsi="Wingdings" w:cs="Wingdings" w:hint="default"/>
-      </w:rPr>
-    </w:lvl>
-    <w:lvl w:ilvl="6">
-      <w:numFmt w:val="bullet"/>
-      <w:lvlText w:val=""/>
-      <w:lvlJc w:val="left"/>
-      <w:pPr>
-        <w:ind w:left="5040" w:hanging="360"/>
-      </w:pPr>
-      <w:rPr>
-        <w:rFonts w:ascii="Symbol" w:hAnsi="Symbol" w:cs="Symbol" w:hint="default"/>
-      </w:rPr>
-    </w:lvl>
-    <w:lvl w:ilvl="7">
-      <w:numFmt w:val="bullet"/>
-      <w:lvlText w:val="o"/>
-      <w:lvlJc w:val="left"/>
-      <w:pPr>
-        <w:ind w:left="5760" w:hanging="360"/>
-      </w:pPr>
-      <w:rPr>
-        <w:rFonts w:ascii="Courier New" w:hAnsi="Courier New" w:cs="Courier New" w:hint="default"/>
-      </w:rPr>
-    </w:lvl>
-    <w:lvl w:ilvl="8">
-      <w:numFmt w:val="bullet"/>
-      <w:lvlText w:val=""/>
-      <w:lvlJc w:val="left"/>
-      <w:pPr>
-        <w:ind w:left="6480" w:hanging="360"/>
-      </w:pPr>
-      <w:rPr>
-        <w:rFonts w:ascii="Wingdings" w:hAnsi="Wingdings" w:cs="Wingdings" w:hint="default"/>
-      </w:rPr>
-    </w:lvl>
-  </w:abstractNum>
   <w:num w:numId="1000">
     <w:abstractNumId w:val="990"/>
-  </w:num>
-  <w:num w:numId="1001">
-    <w:abstractNumId w:val="991"/>
   </w:num>
 </w:numbering>
 </file>
